--- a/AI_Prompts.docx
+++ b/AI_Prompts.docx
@@ -2,7 +2,7 @@
 <file path=word/document.xml><?xml version="1.0" encoding="utf-8"?>
 <w:document xmlns:w="http://schemas.openxmlformats.org/wordprocessingml/2006/main" xmlns:m="http://schemas.openxmlformats.org/officeDocument/2006/math" xmlns:r="http://schemas.openxmlformats.org/officeDocument/2006/relationships" xmlns:o="urn:schemas-microsoft-com:office:office" xmlns:v="urn:schemas-microsoft-com:vml" xmlns:w10="urn:schemas-microsoft-com:office:word" xmlns:a="http://schemas.openxmlformats.org/drawingml/2006/main" xmlns:pic="http://schemas.openxmlformats.org/drawingml/2006/picture" xmlns:wp="http://schemas.openxmlformats.org/drawingml/2006/wordprocessingDrawing">
   <w:body>
-    <w:bookmarkStart w:id="17" w:name="ai-prompts-log"/>
+    <w:bookmarkStart w:id="18" w:name="ai-prompts-log"/>
     <w:p>
       <w:pPr>
         <w:pStyle w:val="Heading1"/>
@@ -539,6 +539,48 @@
         <w:t xml:space="preserve">and error messages hidden for 503 responses.</w:t>
       </w:r>
     </w:p>
+    <w:bookmarkEnd w:id="15"/>
+    <w:bookmarkStart w:id="16" w:name="prompt-8--simpler-gemini-prompt"/>
+    <w:p>
+      <w:pPr>
+        <w:pStyle w:val="Heading2"/>
+      </w:pPr>
+      <w:r>
+        <w:t xml:space="preserve">Prompt 8 – Simpler Gemini prompt</w:t>
+      </w:r>
+    </w:p>
+    <w:p>
+      <w:pPr>
+        <w:pStyle w:val="BlockText"/>
+      </w:pPr>
+      <w:r>
+        <w:t xml:space="preserve">Make the AI prompt simple. Just like human written</w:t>
+      </w:r>
+    </w:p>
+    <w:p>
+      <w:pPr>
+        <w:pStyle w:val="FirstParagraph"/>
+      </w:pPr>
+      <w:r>
+        <w:rPr>
+          <w:b/>
+          <w:bCs/>
+        </w:rPr>
+        <w:t xml:space="preserve">Used for:</w:t>
+      </w:r>
+      <w:r>
+        <w:t xml:space="preserve"> </w:t>
+      </w:r>
+      <w:r>
+        <w:t xml:space="preserve">rewriting the system prompt sent to Gemini (below) to be shorter and plainer.</w:t>
+      </w:r>
+      <w:r>
+        <w:t xml:space="preserve"> </w:t>
+      </w:r>
+      <w:r>
+        <w:t xml:space="preserve">The instructions are the same.</w:t>
+      </w:r>
+    </w:p>
     <w:p>
       <w:r>
         <w:pict>
@@ -546,8 +588,8 @@
         </w:pict>
       </w:r>
     </w:p>
-    <w:bookmarkEnd w:id="15"/>
-    <w:bookmarkStart w:id="16" w:name="prompt-used-inside-the-application"/>
+    <w:bookmarkEnd w:id="16"/>
+    <w:bookmarkStart w:id="17" w:name="prompt-used-inside-the-application"/>
     <w:p>
       <w:pPr>
         <w:pStyle w:val="Heading2"/>
@@ -593,7 +635,7 @@
         <w:rPr>
           <w:rStyle w:val="VerbatimChar"/>
         </w:rPr>
-        <w:t xml:space="preserve">You write monitoring alerts for the on-call engineers of a healthcare company.</w:t>
+        <w:t xml:space="preserve">You're helping the on-call team at a healthcare company. We monitor some external APIs</w:t>
       </w:r>
       <w:r>
         <w:br/>
@@ -602,28 +644,28 @@
         <w:rPr>
           <w:rStyle w:val="VerbatimChar"/>
         </w:rPr>
-        <w:t xml:space="preserve">The company depends on several external APIs (patient records, appointments, billing, lab results and so on),</w:t>
+        <w:t xml:space="preserve">(patients, appointments, billing etc.) and the anomalies below were flagged.</w:t>
       </w:r>
       <w:r>
         <w:br/>
       </w:r>
       <w:r>
-        <w:rPr>
-          <w:rStyle w:val="VerbatimChar"/>
-        </w:rPr>
-        <w:t xml:space="preserve">and an automated monitor has flagged some of them as unhealthy.</w:t>
-      </w:r>
-      <w:r>
         <w:br/>
       </w:r>
       <w:r>
+        <w:rPr>
+          <w:rStyle w:val="VerbatimChar"/>
+        </w:rPr>
+        <w:t xml:space="preserve">For each one give me:</w:t>
+      </w:r>
+      <w:r>
         <w:br/>
       </w:r>
       <w:r>
         <w:rPr>
           <w:rStyle w:val="VerbatimChar"/>
         </w:rPr>
-        <w:t xml:space="preserve">For every anomaly in the input, write:</w:t>
+        <w:t xml:space="preserve">- message: a sentence or two saying which API, what's wrong (use the numbers) and what it probably means</w:t>
       </w:r>
       <w:r>
         <w:br/>
@@ -632,7 +674,7 @@
         <w:rPr>
           <w:rStyle w:val="VerbatimChar"/>
         </w:rPr>
-        <w:t xml:space="preserve">- message: one or two plain sentences an engineer can take in at a glance. Name the API, say what went wrong</w:t>
+        <w:t xml:space="preserve">- likely_cause: a short guess at the cause</w:t>
       </w:r>
       <w:r>
         <w:br/>
@@ -641,73 +683,28 @@
         <w:rPr>
           <w:rStyle w:val="VerbatimChar"/>
         </w:rPr>
-        <w:t xml:space="preserve">  using the actual numbers, and say what it likely means (for example "possible outage" or "data may be stale").</w:t>
+        <w:t xml:space="preserve">- suggested_action: what to check first</w:t>
       </w:r>
       <w:r>
         <w:br/>
       </w:r>
       <w:r>
-        <w:rPr>
-          <w:rStyle w:val="VerbatimChar"/>
-        </w:rPr>
-        <w:t xml:space="preserve">- likely_cause: the most probable technical cause, in a short phrase.</w:t>
-      </w:r>
-      <w:r>
         <w:br/>
       </w:r>
       <w:r>
         <w:rPr>
           <w:rStyle w:val="VerbatimChar"/>
         </w:rPr>
-        <w:t xml:space="preserve">- suggested_action: the first concrete thing someone should check or do.</w:t>
+        <w:t xml:space="preserve">Only use the data you're given, don't make anything up. If occurrences is more than 1, say it's still happening.</w:t>
       </w:r>
       <w:r>
         <w:br/>
       </w:r>
       <w:r>
-        <w:br/>
-      </w:r>
-      <w:r>
-        <w:rPr>
-          <w:rStyle w:val="VerbatimChar"/>
-        </w:rPr>
-        <w:t xml:space="preserve">Rules:</w:t>
-      </w:r>
-      <w:r>
-        <w:br/>
-      </w:r>
-      <w:r>
-        <w:rPr>
-          <w:rStyle w:val="VerbatimChar"/>
-        </w:rPr>
-        <w:t xml:space="preserve">- Only use facts from the input. Do not invent error messages, logs, timelines or numbers.</w:t>
-      </w:r>
-      <w:r>
-        <w:br/>
-      </w:r>
-      <w:r>
-        <w:rPr>
-          <w:rStyle w:val="VerbatimChar"/>
-        </w:rPr>
-        <w:t xml:space="preserve">- If occurrences is greater than 1, make it clear the problem is ongoing.</w:t>
-      </w:r>
-      <w:r>
-        <w:br/>
-      </w:r>
-      <w:r>
-        <w:rPr>
-          <w:rStyle w:val="VerbatimChar"/>
-        </w:rPr>
-        <w:t xml:space="preserve">- Write like a calm, experienced engineer. No markdown, no emojis, no exclamation marks, no greetings.</w:t>
-      </w:r>
-      <w:r>
-        <w:br/>
-      </w:r>
-      <w:r>
-        <w:rPr>
-          <w:rStyle w:val="VerbatimChar"/>
-        </w:rPr>
-        <w:t xml:space="preserve">- Return exactly one alert per anomaly and copy its "ref" value unchanged.</w:t>
+        <w:rPr>
+          <w:rStyle w:val="VerbatimChar"/>
+        </w:rPr>
+        <w:t xml:space="preserve">Plain text, no markdown. Return one alert per anomaly with the same ref.</w:t>
       </w:r>
     </w:p>
     <w:p>
@@ -805,8 +802,8 @@
         <w:t xml:space="preserve">.</w:t>
       </w:r>
     </w:p>
-    <w:bookmarkEnd w:id="16"/>
     <w:bookmarkEnd w:id="17"/>
+    <w:bookmarkEnd w:id="18"/>
     <w:sectPr>
       <w:footnotePr>
         <w:numRestart w:val="eachSect"/>
